--- a/public/assets/files/stacjonarne/BYT.docx
+++ b/public/assets/files/stacjonarne/BYT.docx
@@ -523,6 +523,7 @@
                 <w:i w:val="0"/>
                 <w:sz w:val="22"/>
               </w:rPr>
+              <w:t>I</w:t>
             </w:r>
           </w:p>
         </w:tc>
@@ -560,6 +561,7 @@
                 <w:i w:val="0"/>
                 <w:sz w:val="22"/>
               </w:rPr>
+              <w:t>obligatoryjny</w:t>
             </w:r>
           </w:p>
         </w:tc>

--- a/public/assets/files/stacjonarne/BYT.docx
+++ b/public/assets/files/stacjonarne/BYT.docx
@@ -681,12 +681,22 @@
         <w:tblW w:w="5000" w:type="pct"/>
       </w:tblPr>
       <w:tblGrid>
-        <w:gridCol w:w="9972"/>
+        <w:gridCol w:w="997"/>
+        <w:gridCol w:w="997"/>
+        <w:gridCol w:w="997"/>
+        <w:gridCol w:w="997"/>
+        <w:gridCol w:w="997"/>
+        <w:gridCol w:w="997"/>
+        <w:gridCol w:w="997"/>
+        <w:gridCol w:w="997"/>
+        <w:gridCol w:w="997"/>
+        <w:gridCol w:w="997"/>
       </w:tblGrid>
       <w:tr>
         <w:tc>
           <w:tcPr>
-            <w:tcW w:type="dxa" w:w="9972"/>
+            <w:tcW w:type="dxa" w:w="9970"/>
+            <w:gridSpan w:val="10"/>
             <w:shd w:val="clear" w:color="auto" w:fill="D9D9D9"/>
           </w:tcPr>
           <w:p>
@@ -705,31 +715,34 @@
           </w:p>
         </w:tc>
       </w:tr>
-    </w:tbl>
-    <w:tbl>
-      <w:tblPr>
-        <w:tblW w:type="auto" w:w="0"/>
-        <w:tblLook w:firstColumn="1" w:firstRow="1" w:lastColumn="0" w:lastRow="0" w:noHBand="0" w:noVBand="1" w:val="04A0"/>
-        <w:tblBorders>
-          <w:top w:val="single" w:sz="4" w:space="0" w:color="000000"/>
-          <w:left w:val="single" w:sz="4" w:space="0" w:color="000000"/>
-          <w:bottom w:val="single" w:sz="4" w:space="0" w:color="000000"/>
-          <w:right w:val="single" w:sz="4" w:space="0" w:color="000000"/>
-          <w:insideH w:val="single" w:sz="4" w:space="0" w:color="000000"/>
-          <w:insideV w:val="single" w:sz="4" w:space="0" w:color="000000"/>
-        </w:tblBorders>
-        <w:tblW w:w="5000" w:type="pct"/>
-      </w:tblPr>
-      <w:tblGrid>
-        <w:gridCol w:w="2493"/>
-        <w:gridCol w:w="2493"/>
-        <w:gridCol w:w="2493"/>
-        <w:gridCol w:w="2493"/>
-      </w:tblGrid>
       <w:tr>
         <w:tc>
           <w:tcPr>
-            <w:tcW w:type="dxa" w:w="2493"/>
+            <w:tcW w:type="dxa" w:w="9970"/>
+            <w:gridSpan w:val="10"/>
+            <w:shd w:val="clear" w:color="auto" w:fill="D9D9D9"/>
+          </w:tcPr>
+          <w:p>
+            <w:pPr>
+              <w:spacing w:before="20" w:after="20"/>
+            </w:pPr>
+            <w:r>
+              <w:rPr>
+                <w:rFonts w:ascii="Aptos" w:hAnsi="Aptos"/>
+                <w:b w:val="0"/>
+                <w:i w:val="0"/>
+                <w:sz w:val="16"/>
+              </w:rPr>
+              <w:t>Wymiar godzinowy (liczba godzin w semestrze)</w:t>
+            </w:r>
+          </w:p>
+        </w:tc>
+      </w:tr>
+      <w:tr>
+        <w:tc>
+          <w:tcPr>
+            <w:tcW w:type="dxa" w:w="1994"/>
+            <w:gridSpan w:val="2"/>
             <w:shd w:val="clear" w:color="auto" w:fill="D9D9D9"/>
           </w:tcPr>
           <w:p>
@@ -749,7 +762,8 @@
         </w:tc>
         <w:tc>
           <w:tcPr>
-            <w:tcW w:type="dxa" w:w="2493"/>
+            <w:tcW w:type="dxa" w:w="2991"/>
+            <w:gridSpan w:val="3"/>
             <w:shd w:val="clear" w:color="auto" w:fill="D9D9D9"/>
           </w:tcPr>
           <w:p>
@@ -769,7 +783,8 @@
         </w:tc>
         <w:tc>
           <w:tcPr>
-            <w:tcW w:type="dxa" w:w="2493"/>
+            <w:tcW w:type="dxa" w:w="2991"/>
+            <w:gridSpan w:val="3"/>
             <w:shd w:val="clear" w:color="auto" w:fill="D9D9D9"/>
           </w:tcPr>
           <w:p>
@@ -789,7 +804,8 @@
         </w:tc>
         <w:tc>
           <w:tcPr>
-            <w:tcW w:type="dxa" w:w="2493"/>
+            <w:tcW w:type="dxa" w:w="1994"/>
+            <w:gridSpan w:val="2"/>
             <w:shd w:val="clear" w:color="auto" w:fill="D9D9D9"/>
           </w:tcPr>
           <w:p>
@@ -811,7 +827,8 @@
       <w:tr>
         <w:tc>
           <w:tcPr>
-            <w:tcW w:type="dxa" w:w="2493"/>
+            <w:tcW w:type="dxa" w:w="1994"/>
+            <w:gridSpan w:val="2"/>
           </w:tcPr>
           <w:p>
             <w:pPr>
@@ -830,7 +847,8 @@
         </w:tc>
         <w:tc>
           <w:tcPr>
-            <w:tcW w:type="dxa" w:w="2493"/>
+            <w:tcW w:type="dxa" w:w="2991"/>
+            <w:gridSpan w:val="3"/>
           </w:tcPr>
           <w:p>
             <w:pPr>
@@ -849,7 +867,8 @@
         </w:tc>
         <w:tc>
           <w:tcPr>
-            <w:tcW w:type="dxa" w:w="2493"/>
+            <w:tcW w:type="dxa" w:w="2991"/>
+            <w:gridSpan w:val="3"/>
           </w:tcPr>
           <w:p>
             <w:pPr>
@@ -868,7 +887,8 @@
         </w:tc>
         <w:tc>
           <w:tcPr>
-            <w:tcW w:type="dxa" w:w="2493"/>
+            <w:tcW w:type="dxa" w:w="1994"/>
+            <w:gridSpan w:val="2"/>
           </w:tcPr>
           <w:p>
             <w:pPr>
@@ -886,30 +906,34 @@
           </w:p>
         </w:tc>
       </w:tr>
-    </w:tbl>
-    <w:tbl>
-      <w:tblPr>
-        <w:tblW w:type="auto" w:w="0"/>
-        <w:tblLook w:firstColumn="1" w:firstRow="1" w:lastColumn="0" w:lastRow="0" w:noHBand="0" w:noVBand="1" w:val="04A0"/>
-        <w:tblBorders>
-          <w:top w:val="single" w:sz="4" w:space="0" w:color="000000"/>
-          <w:left w:val="single" w:sz="4" w:space="0" w:color="000000"/>
-          <w:bottom w:val="single" w:sz="4" w:space="0" w:color="000000"/>
-          <w:right w:val="single" w:sz="4" w:space="0" w:color="000000"/>
-          <w:insideH w:val="single" w:sz="4" w:space="0" w:color="000000"/>
-          <w:insideV w:val="single" w:sz="4" w:space="0" w:color="000000"/>
-        </w:tblBorders>
-        <w:tblW w:w="5000" w:type="pct"/>
-      </w:tblPr>
-      <w:tblGrid>
-        <w:gridCol w:w="3324"/>
-        <w:gridCol w:w="3324"/>
-        <w:gridCol w:w="3324"/>
-      </w:tblGrid>
       <w:tr>
         <w:tc>
           <w:tcPr>
-            <w:tcW w:type="dxa" w:w="3324"/>
+            <w:tcW w:type="dxa" w:w="9970"/>
+            <w:gridSpan w:val="10"/>
+            <w:shd w:val="clear" w:color="auto" w:fill="D9D9D9"/>
+          </w:tcPr>
+          <w:p>
+            <w:pPr>
+              <w:spacing w:before="20" w:after="20"/>
+            </w:pPr>
+            <w:r>
+              <w:rPr>
+                <w:rFonts w:ascii="Aptos" w:hAnsi="Aptos"/>
+                <w:b/>
+                <w:i w:val="0"/>
+                <w:sz w:val="22"/>
+              </w:rPr>
+              <w:t>Bilans ECTS</w:t>
+            </w:r>
+          </w:p>
+        </w:tc>
+      </w:tr>
+      <w:tr>
+        <w:tc>
+          <w:tcPr>
+            <w:tcW w:type="dxa" w:w="4985"/>
+            <w:gridSpan w:val="5"/>
             <w:shd w:val="clear" w:color="auto" w:fill="D9D9D9"/>
           </w:tcPr>
           <w:p>
@@ -929,7 +953,8 @@
         </w:tc>
         <w:tc>
           <w:tcPr>
-            <w:tcW w:type="dxa" w:w="3324"/>
+            <w:tcW w:type="dxa" w:w="2991"/>
+            <w:gridSpan w:val="3"/>
             <w:shd w:val="clear" w:color="auto" w:fill="D9D9D9"/>
           </w:tcPr>
           <w:p>
@@ -949,7 +974,8 @@
         </w:tc>
         <w:tc>
           <w:tcPr>
-            <w:tcW w:type="dxa" w:w="3324"/>
+            <w:tcW w:type="dxa" w:w="1994"/>
+            <w:gridSpan w:val="2"/>
             <w:shd w:val="clear" w:color="auto" w:fill="D9D9D9"/>
           </w:tcPr>
           <w:p>
@@ -971,7 +997,8 @@
       <w:tr>
         <w:tc>
           <w:tcPr>
-            <w:tcW w:type="dxa" w:w="3324"/>
+            <w:tcW w:type="dxa" w:w="4985"/>
+            <w:gridSpan w:val="5"/>
           </w:tcPr>
           <w:p>
             <w:pPr>
@@ -990,7 +1017,8 @@
         </w:tc>
         <w:tc>
           <w:tcPr>
-            <w:tcW w:type="dxa" w:w="3324"/>
+            <w:tcW w:type="dxa" w:w="2991"/>
+            <w:gridSpan w:val="3"/>
           </w:tcPr>
           <w:p>
             <w:pPr>
@@ -1009,7 +1037,8 @@
         </w:tc>
         <w:tc>
           <w:tcPr>
-            <w:tcW w:type="dxa" w:w="3324"/>
+            <w:tcW w:type="dxa" w:w="1994"/>
+            <w:gridSpan w:val="2"/>
           </w:tcPr>
           <w:p>
             <w:pPr>
@@ -1030,7 +1059,8 @@
       <w:tr>
         <w:tc>
           <w:tcPr>
-            <w:tcW w:type="dxa" w:w="3324"/>
+            <w:tcW w:type="dxa" w:w="4985"/>
+            <w:gridSpan w:val="5"/>
           </w:tcPr>
           <w:p>
             <w:pPr>
@@ -1049,7 +1079,8 @@
         </w:tc>
         <w:tc>
           <w:tcPr>
-            <w:tcW w:type="dxa" w:w="3324"/>
+            <w:tcW w:type="dxa" w:w="2991"/>
+            <w:gridSpan w:val="3"/>
           </w:tcPr>
           <w:p>
             <w:pPr>
@@ -1068,7 +1099,8 @@
         </w:tc>
         <w:tc>
           <w:tcPr>
-            <w:tcW w:type="dxa" w:w="3324"/>
+            <w:tcW w:type="dxa" w:w="1994"/>
+            <w:gridSpan w:val="2"/>
           </w:tcPr>
           <w:p>
             <w:pPr>
@@ -1089,7 +1121,29 @@
       <w:tr>
         <w:tc>
           <w:tcPr>
-            <w:tcW w:type="dxa" w:w="3324"/>
+            <w:tcW w:type="dxa" w:w="4985"/>
+            <w:gridSpan w:val="5"/>
+            <w:shd w:val="clear" w:color="auto" w:fill="D9D9D9"/>
+          </w:tcPr>
+          <w:p>
+            <w:pPr>
+              <w:spacing w:before="20" w:after="20"/>
+            </w:pPr>
+            <w:r>
+              <w:rPr>
+                <w:rFonts w:ascii="Aptos" w:hAnsi="Aptos"/>
+                <w:b/>
+                <w:i w:val="0"/>
+                <w:sz w:val="16"/>
+              </w:rPr>
+              <w:t>Opis samodzielnej pracy studenta</w:t>
+            </w:r>
+          </w:p>
+        </w:tc>
+        <w:tc>
+          <w:tcPr>
+            <w:tcW w:type="dxa" w:w="4985"/>
+            <w:gridSpan w:val="5"/>
           </w:tcPr>
           <w:p>
             <w:pPr>
@@ -1102,45 +1156,7 @@
                 <w:i w:val="0"/>
                 <w:sz w:val="22"/>
               </w:rPr>
-              <w:t>Suma</w:t>
-            </w:r>
-          </w:p>
-        </w:tc>
-        <w:tc>
-          <w:tcPr>
-            <w:tcW w:type="dxa" w:w="3324"/>
-          </w:tcPr>
-          <w:p>
-            <w:pPr>
-              <w:spacing w:before="20" w:after="20"/>
-            </w:pPr>
-            <w:r>
-              <w:rPr>
-                <w:rFonts w:ascii="Aptos" w:hAnsi="Aptos"/>
-                <w:b w:val="0"/>
-                <w:i w:val="0"/>
-                <w:sz w:val="22"/>
-              </w:rPr>
-              <w:t>50</w:t>
-            </w:r>
-          </w:p>
-        </w:tc>
-        <w:tc>
-          <w:tcPr>
-            <w:tcW w:type="dxa" w:w="3324"/>
-          </w:tcPr>
-          <w:p>
-            <w:pPr>
-              <w:spacing w:before="20" w:after="20"/>
-            </w:pPr>
-            <w:r>
-              <w:rPr>
-                <w:rFonts w:ascii="Aptos" w:hAnsi="Aptos"/>
-                <w:b w:val="0"/>
-                <w:i w:val="0"/>
-                <w:sz w:val="22"/>
-              </w:rPr>
-              <w:t>2</w:t>
+              <w:t>Studiowanie materiałów z zakresu budowy i integracji systemów informatycznych; przygotowanie do egzaminu pisemnego; analiza dokumentacji technicznej i architektonicznych wzorców integracji.</w:t>
             </w:r>
           </w:p>
         </w:tc>
@@ -1251,7 +1267,45 @@
           <w:tcPr>
             <w:tcW w:type="dxa" w:w="9972"/>
           </w:tcPr>
-          <w:p/>
+          <w:p>
+            <w:pPr>
+              <w:spacing w:before="20" w:after="20"/>
+            </w:pPr>
+            <w:r>
+              <w:rPr>
+                <w:rFonts w:ascii="Aptos" w:hAnsi="Aptos"/>
+                <w:b/>
+                <w:sz w:val="22"/>
+              </w:rPr>
+              <w:t>Wykład:</w:t>
+            </w:r>
+          </w:p>
+          <w:p>
+            <w:pPr>
+              <w:spacing w:before="20" w:after="20"/>
+            </w:pPr>
+            <w:r>
+              <w:rPr>
+                <w:rFonts w:ascii="Aptos" w:hAnsi="Aptos"/>
+                <w:b w:val="0"/>
+                <w:sz w:val="22"/>
+              </w:rPr>
+              <w:t>• wykład z prezentacją multimedialną</w:t>
+            </w:r>
+          </w:p>
+          <w:p>
+            <w:pPr>
+              <w:spacing w:before="20" w:after="20"/>
+            </w:pPr>
+            <w:r>
+              <w:rPr>
+                <w:rFonts w:ascii="Aptos" w:hAnsi="Aptos"/>
+                <w:b w:val="0"/>
+                <w:sz w:val="22"/>
+              </w:rPr>
+              <w:t>• wykład konwersatoryjny (z elementami dyskusji)</w:t>
+            </w:r>
+          </w:p>
         </w:tc>
       </w:tr>
     </w:tbl>
@@ -1502,19 +1556,7 @@
                 <w:rFonts w:ascii="Aptos" w:hAnsi="Aptos"/>
                 <w:sz w:val="22"/>
               </w:rPr>
-              <w:t>1. Kryteria oceny</w:t>
-            </w:r>
-          </w:p>
-          <w:p>
-            <w:pPr>
-              <w:spacing w:before="20" w:after="20"/>
-            </w:pPr>
-            <w:r>
-              <w:rPr>
-                <w:rFonts w:ascii="Aptos" w:hAnsi="Aptos"/>
-                <w:sz w:val="22"/>
-              </w:rPr>
-              <w:t>2. Wykład: egzamin pisemny poprzedzony pracami bieżącej oceny, motywującej do systematycznej pracy w trakcie semestru.</w:t>
+              <w:t>1. egzamin pisemny z zadaniami problemowymi</w:t>
             </w:r>
           </w:p>
         </w:tc>
@@ -1529,21 +1571,10 @@
             <w:r>
               <w:rPr>
                 <w:rFonts w:ascii="Aptos" w:hAnsi="Aptos"/>
+                <w:b w:val="0"/>
+                <w:i w:val="0"/>
                 <w:sz w:val="22"/>
               </w:rPr>
-              <w:t>1. Kryteria oceny</w:t>
-            </w:r>
-          </w:p>
-          <w:p>
-            <w:pPr>
-              <w:spacing w:before="20" w:after="20"/>
-            </w:pPr>
-            <w:r>
-              <w:rPr>
-                <w:rFonts w:ascii="Aptos" w:hAnsi="Aptos"/>
-                <w:sz w:val="22"/>
-              </w:rPr>
-              <w:t>2. Wykład: egzamin pisemny poprzedzony pracami bieżącej oceny, motywującej do systematycznej pracy w trakcie semestru.</w:t>
             </w:r>
           </w:p>
         </w:tc>
@@ -1906,14 +1937,14 @@
         <w:tblW w:w="5000" w:type="pct"/>
       </w:tblPr>
       <w:tblGrid>
-        <w:gridCol w:w="3324"/>
-        <w:gridCol w:w="3324"/>
-        <w:gridCol w:w="3324"/>
+        <w:gridCol w:w="680"/>
+        <w:gridCol w:w="4536"/>
+        <w:gridCol w:w="4252"/>
       </w:tblGrid>
       <w:tr>
         <w:tc>
           <w:tcPr>
-            <w:tcW w:type="dxa" w:w="9972"/>
+            <w:tcW w:type="dxa" w:w="9468"/>
             <w:gridSpan w:val="3"/>
             <w:shd w:val="clear" w:color="auto" w:fill="D9D9D9"/>
           </w:tcPr>
@@ -1936,7 +1967,7 @@
       <w:tr>
         <w:tc>
           <w:tcPr>
-            <w:tcW w:type="dxa" w:w="3324"/>
+            <w:tcW w:type="dxa" w:w="680"/>
             <w:shd w:val="clear" w:color="auto" w:fill="D9D9D9"/>
           </w:tcPr>
           <w:p>
@@ -1956,7 +1987,7 @@
         </w:tc>
         <w:tc>
           <w:tcPr>
-            <w:tcW w:type="dxa" w:w="3324"/>
+            <w:tcW w:type="dxa" w:w="4536"/>
             <w:shd w:val="clear" w:color="auto" w:fill="D9D9D9"/>
           </w:tcPr>
           <w:p>
@@ -1976,7 +2007,7 @@
         </w:tc>
         <w:tc>
           <w:tcPr>
-            <w:tcW w:type="dxa" w:w="3324"/>
+            <w:tcW w:type="dxa" w:w="4252"/>
             <w:shd w:val="clear" w:color="auto" w:fill="D9D9D9"/>
           </w:tcPr>
           <w:p>
@@ -1998,7 +2029,7 @@
       <w:tr>
         <w:tc>
           <w:tcPr>
-            <w:tcW w:type="dxa" w:w="3324"/>
+            <w:tcW w:type="dxa" w:w="680"/>
           </w:tcPr>
           <w:p>
             <w:pPr>
@@ -2017,7 +2048,7 @@
         </w:tc>
         <w:tc>
           <w:tcPr>
-            <w:tcW w:type="dxa" w:w="3324"/>
+            <w:tcW w:type="dxa" w:w="4536"/>
           </w:tcPr>
           <w:p>
             <w:pPr>
@@ -2036,7 +2067,7 @@
         </w:tc>
         <w:tc>
           <w:tcPr>
-            <w:tcW w:type="dxa" w:w="3324"/>
+            <w:tcW w:type="dxa" w:w="4252"/>
           </w:tcPr>
           <w:p>
             <w:pPr>
@@ -2056,7 +2087,7 @@
       <w:tr>
         <w:tc>
           <w:tcPr>
-            <w:tcW w:type="dxa" w:w="3324"/>
+            <w:tcW w:type="dxa" w:w="680"/>
           </w:tcPr>
           <w:p>
             <w:pPr>
@@ -2075,7 +2106,7 @@
         </w:tc>
         <w:tc>
           <w:tcPr>
-            <w:tcW w:type="dxa" w:w="3324"/>
+            <w:tcW w:type="dxa" w:w="4536"/>
           </w:tcPr>
           <w:p>
             <w:pPr>
@@ -2094,7 +2125,7 @@
         </w:tc>
         <w:tc>
           <w:tcPr>
-            <w:tcW w:type="dxa" w:w="3324"/>
+            <w:tcW w:type="dxa" w:w="4252"/>
           </w:tcPr>
           <w:p>
             <w:pPr>
@@ -2114,7 +2145,7 @@
       <w:tr>
         <w:tc>
           <w:tcPr>
-            <w:tcW w:type="dxa" w:w="3324"/>
+            <w:tcW w:type="dxa" w:w="680"/>
           </w:tcPr>
           <w:p>
             <w:pPr>
@@ -2133,7 +2164,7 @@
         </w:tc>
         <w:tc>
           <w:tcPr>
-            <w:tcW w:type="dxa" w:w="3324"/>
+            <w:tcW w:type="dxa" w:w="4536"/>
           </w:tcPr>
           <w:p>
             <w:pPr>
@@ -2152,7 +2183,7 @@
         </w:tc>
         <w:tc>
           <w:tcPr>
-            <w:tcW w:type="dxa" w:w="3324"/>
+            <w:tcW w:type="dxa" w:w="4252"/>
           </w:tcPr>
           <w:p>
             <w:pPr>
@@ -2172,7 +2203,7 @@
       <w:tr>
         <w:tc>
           <w:tcPr>
-            <w:tcW w:type="dxa" w:w="3324"/>
+            <w:tcW w:type="dxa" w:w="680"/>
           </w:tcPr>
           <w:p>
             <w:pPr>
@@ -2191,7 +2222,7 @@
         </w:tc>
         <w:tc>
           <w:tcPr>
-            <w:tcW w:type="dxa" w:w="3324"/>
+            <w:tcW w:type="dxa" w:w="4536"/>
           </w:tcPr>
           <w:p>
             <w:pPr>
@@ -2210,7 +2241,7 @@
         </w:tc>
         <w:tc>
           <w:tcPr>
-            <w:tcW w:type="dxa" w:w="3324"/>
+            <w:tcW w:type="dxa" w:w="4252"/>
           </w:tcPr>
           <w:p>
             <w:pPr>
@@ -2230,7 +2261,7 @@
       <w:tr>
         <w:tc>
           <w:tcPr>
-            <w:tcW w:type="dxa" w:w="3324"/>
+            <w:tcW w:type="dxa" w:w="680"/>
           </w:tcPr>
           <w:p>
             <w:pPr>
@@ -2249,7 +2280,7 @@
         </w:tc>
         <w:tc>
           <w:tcPr>
-            <w:tcW w:type="dxa" w:w="3324"/>
+            <w:tcW w:type="dxa" w:w="4536"/>
           </w:tcPr>
           <w:p>
             <w:pPr>
@@ -2268,7 +2299,7 @@
         </w:tc>
         <w:tc>
           <w:tcPr>
-            <w:tcW w:type="dxa" w:w="3324"/>
+            <w:tcW w:type="dxa" w:w="4252"/>
           </w:tcPr>
           <w:p>
             <w:pPr>
@@ -2288,7 +2319,7 @@
       <w:tr>
         <w:tc>
           <w:tcPr>
-            <w:tcW w:type="dxa" w:w="3324"/>
+            <w:tcW w:type="dxa" w:w="680"/>
           </w:tcPr>
           <w:p>
             <w:pPr>
@@ -2307,7 +2338,7 @@
         </w:tc>
         <w:tc>
           <w:tcPr>
-            <w:tcW w:type="dxa" w:w="3324"/>
+            <w:tcW w:type="dxa" w:w="4536"/>
           </w:tcPr>
           <w:p>
             <w:pPr>
@@ -2326,7 +2357,7 @@
         </w:tc>
         <w:tc>
           <w:tcPr>
-            <w:tcW w:type="dxa" w:w="3324"/>
+            <w:tcW w:type="dxa" w:w="4252"/>
           </w:tcPr>
           <w:p>
             <w:pPr>
@@ -2346,7 +2377,7 @@
       <w:tr>
         <w:tc>
           <w:tcPr>
-            <w:tcW w:type="dxa" w:w="3324"/>
+            <w:tcW w:type="dxa" w:w="680"/>
           </w:tcPr>
           <w:p>
             <w:pPr>
@@ -2365,7 +2396,7 @@
         </w:tc>
         <w:tc>
           <w:tcPr>
-            <w:tcW w:type="dxa" w:w="3324"/>
+            <w:tcW w:type="dxa" w:w="4536"/>
           </w:tcPr>
           <w:p>
             <w:pPr>
@@ -2384,7 +2415,7 @@
         </w:tc>
         <w:tc>
           <w:tcPr>
-            <w:tcW w:type="dxa" w:w="3324"/>
+            <w:tcW w:type="dxa" w:w="4252"/>
           </w:tcPr>
           <w:p>
             <w:pPr>
@@ -2404,7 +2435,7 @@
       <w:tr>
         <w:tc>
           <w:tcPr>
-            <w:tcW w:type="dxa" w:w="3324"/>
+            <w:tcW w:type="dxa" w:w="680"/>
           </w:tcPr>
           <w:p>
             <w:pPr>
@@ -2423,7 +2454,7 @@
         </w:tc>
         <w:tc>
           <w:tcPr>
-            <w:tcW w:type="dxa" w:w="3324"/>
+            <w:tcW w:type="dxa" w:w="4536"/>
           </w:tcPr>
           <w:p>
             <w:pPr>
@@ -2442,7 +2473,7 @@
         </w:tc>
         <w:tc>
           <w:tcPr>
-            <w:tcW w:type="dxa" w:w="3324"/>
+            <w:tcW w:type="dxa" w:w="4252"/>
           </w:tcPr>
           <w:p>
             <w:pPr>
@@ -2462,7 +2493,7 @@
       <w:tr>
         <w:tc>
           <w:tcPr>
-            <w:tcW w:type="dxa" w:w="3324"/>
+            <w:tcW w:type="dxa" w:w="680"/>
           </w:tcPr>
           <w:p>
             <w:pPr>
@@ -2481,7 +2512,7 @@
         </w:tc>
         <w:tc>
           <w:tcPr>
-            <w:tcW w:type="dxa" w:w="3324"/>
+            <w:tcW w:type="dxa" w:w="4536"/>
           </w:tcPr>
           <w:p>
             <w:pPr>
@@ -2500,7 +2531,7 @@
         </w:tc>
         <w:tc>
           <w:tcPr>
-            <w:tcW w:type="dxa" w:w="3324"/>
+            <w:tcW w:type="dxa" w:w="4252"/>
           </w:tcPr>
           <w:p>
             <w:pPr>
@@ -2520,7 +2551,7 @@
       <w:tr>
         <w:tc>
           <w:tcPr>
-            <w:tcW w:type="dxa" w:w="3324"/>
+            <w:tcW w:type="dxa" w:w="680"/>
           </w:tcPr>
           <w:p>
             <w:pPr>
@@ -2539,7 +2570,7 @@
         </w:tc>
         <w:tc>
           <w:tcPr>
-            <w:tcW w:type="dxa" w:w="3324"/>
+            <w:tcW w:type="dxa" w:w="4536"/>
           </w:tcPr>
           <w:p>
             <w:pPr>
@@ -2558,7 +2589,7 @@
         </w:tc>
         <w:tc>
           <w:tcPr>
-            <w:tcW w:type="dxa" w:w="3324"/>
+            <w:tcW w:type="dxa" w:w="4252"/>
           </w:tcPr>
           <w:p>
             <w:pPr>
@@ -2578,7 +2609,7 @@
       <w:tr>
         <w:tc>
           <w:tcPr>
-            <w:tcW w:type="dxa" w:w="3324"/>
+            <w:tcW w:type="dxa" w:w="680"/>
           </w:tcPr>
           <w:p>
             <w:pPr>
@@ -2597,7 +2628,7 @@
         </w:tc>
         <w:tc>
           <w:tcPr>
-            <w:tcW w:type="dxa" w:w="3324"/>
+            <w:tcW w:type="dxa" w:w="4536"/>
           </w:tcPr>
           <w:p>
             <w:pPr>
@@ -2616,7 +2647,7 @@
         </w:tc>
         <w:tc>
           <w:tcPr>
-            <w:tcW w:type="dxa" w:w="3324"/>
+            <w:tcW w:type="dxa" w:w="4252"/>
           </w:tcPr>
           <w:p>
             <w:pPr>
@@ -2636,7 +2667,7 @@
       <w:tr>
         <w:tc>
           <w:tcPr>
-            <w:tcW w:type="dxa" w:w="3324"/>
+            <w:tcW w:type="dxa" w:w="680"/>
           </w:tcPr>
           <w:p>
             <w:pPr>
@@ -2655,7 +2686,7 @@
         </w:tc>
         <w:tc>
           <w:tcPr>
-            <w:tcW w:type="dxa" w:w="3324"/>
+            <w:tcW w:type="dxa" w:w="4536"/>
           </w:tcPr>
           <w:p>
             <w:pPr>
@@ -2674,7 +2705,7 @@
         </w:tc>
         <w:tc>
           <w:tcPr>
-            <w:tcW w:type="dxa" w:w="3324"/>
+            <w:tcW w:type="dxa" w:w="4252"/>
           </w:tcPr>
           <w:p>
             <w:pPr>
@@ -2694,7 +2725,7 @@
       <w:tr>
         <w:tc>
           <w:tcPr>
-            <w:tcW w:type="dxa" w:w="3324"/>
+            <w:tcW w:type="dxa" w:w="680"/>
           </w:tcPr>
           <w:p>
             <w:pPr>
@@ -2713,7 +2744,7 @@
         </w:tc>
         <w:tc>
           <w:tcPr>
-            <w:tcW w:type="dxa" w:w="3324"/>
+            <w:tcW w:type="dxa" w:w="4536"/>
           </w:tcPr>
           <w:p>
             <w:pPr>
@@ -2732,7 +2763,7 @@
         </w:tc>
         <w:tc>
           <w:tcPr>
-            <w:tcW w:type="dxa" w:w="3324"/>
+            <w:tcW w:type="dxa" w:w="4252"/>
           </w:tcPr>
           <w:p>
             <w:pPr>
@@ -2752,7 +2783,7 @@
       <w:tr>
         <w:tc>
           <w:tcPr>
-            <w:tcW w:type="dxa" w:w="3324"/>
+            <w:tcW w:type="dxa" w:w="680"/>
           </w:tcPr>
           <w:p>
             <w:pPr>
@@ -2771,7 +2802,7 @@
         </w:tc>
         <w:tc>
           <w:tcPr>
-            <w:tcW w:type="dxa" w:w="3324"/>
+            <w:tcW w:type="dxa" w:w="4536"/>
           </w:tcPr>
           <w:p>
             <w:pPr>
@@ -2790,7 +2821,7 @@
         </w:tc>
         <w:tc>
           <w:tcPr>
-            <w:tcW w:type="dxa" w:w="3324"/>
+            <w:tcW w:type="dxa" w:w="4252"/>
           </w:tcPr>
           <w:p>
             <w:pPr>
@@ -2810,7 +2841,7 @@
       <w:tr>
         <w:tc>
           <w:tcPr>
-            <w:tcW w:type="dxa" w:w="3324"/>
+            <w:tcW w:type="dxa" w:w="680"/>
           </w:tcPr>
           <w:p>
             <w:pPr>
@@ -2829,7 +2860,7 @@
         </w:tc>
         <w:tc>
           <w:tcPr>
-            <w:tcW w:type="dxa" w:w="3324"/>
+            <w:tcW w:type="dxa" w:w="4536"/>
           </w:tcPr>
           <w:p>
             <w:pPr>
@@ -2848,7 +2879,7 @@
         </w:tc>
         <w:tc>
           <w:tcPr>
-            <w:tcW w:type="dxa" w:w="3324"/>
+            <w:tcW w:type="dxa" w:w="4252"/>
           </w:tcPr>
           <w:p>
             <w:pPr>
@@ -2868,7 +2899,7 @@
       <w:tr>
         <w:tc>
           <w:tcPr>
-            <w:tcW w:type="dxa" w:w="3324"/>
+            <w:tcW w:type="dxa" w:w="680"/>
           </w:tcPr>
           <w:p>
             <w:pPr>
@@ -2887,7 +2918,7 @@
         </w:tc>
         <w:tc>
           <w:tcPr>
-            <w:tcW w:type="dxa" w:w="3324"/>
+            <w:tcW w:type="dxa" w:w="4536"/>
           </w:tcPr>
           <w:p>
             <w:pPr>
@@ -2906,7 +2937,7 @@
         </w:tc>
         <w:tc>
           <w:tcPr>
-            <w:tcW w:type="dxa" w:w="3324"/>
+            <w:tcW w:type="dxa" w:w="4252"/>
           </w:tcPr>
           <w:p>
             <w:pPr>
@@ -3372,6 +3403,7 @@
                 <w:i w:val="0"/>
                 <w:sz w:val="22"/>
               </w:rPr>
+              <w:t>egzamin pisemny z zadaniami problemowymi</w:t>
             </w:r>
           </w:p>
         </w:tc>
@@ -3430,6 +3462,7 @@
                 <w:i w:val="0"/>
                 <w:sz w:val="22"/>
               </w:rPr>
+              <w:t>egzamin pisemny z zadaniami problemowymi</w:t>
             </w:r>
           </w:p>
         </w:tc>
@@ -3488,6 +3521,7 @@
                 <w:i w:val="0"/>
                 <w:sz w:val="22"/>
               </w:rPr>
+              <w:t>egzamin pisemny z zadaniami problemowymi</w:t>
             </w:r>
           </w:p>
         </w:tc>
@@ -3546,6 +3580,7 @@
                 <w:i w:val="0"/>
                 <w:sz w:val="22"/>
               </w:rPr>
+              <w:t>egzamin pisemny z zadaniami problemowymi</w:t>
             </w:r>
           </w:p>
         </w:tc>
@@ -3604,6 +3639,7 @@
                 <w:i w:val="0"/>
                 <w:sz w:val="22"/>
               </w:rPr>
+              <w:t>egzamin pisemny z zadaniami problemowymi</w:t>
             </w:r>
           </w:p>
         </w:tc>
@@ -3767,6 +3803,7 @@
                 <w:i w:val="0"/>
                 <w:sz w:val="22"/>
               </w:rPr>
+              <w:t>egzamin pisemny z zadaniami problemowymi</w:t>
             </w:r>
           </w:p>
         </w:tc>
@@ -3825,6 +3862,7 @@
                 <w:i w:val="0"/>
                 <w:sz w:val="22"/>
               </w:rPr>
+              <w:t>egzamin pisemny z zadaniami problemowymi</w:t>
             </w:r>
           </w:p>
         </w:tc>
@@ -3883,6 +3921,7 @@
                 <w:i w:val="0"/>
                 <w:sz w:val="22"/>
               </w:rPr>
+              <w:t>egzamin pisemny z zadaniami problemowymi</w:t>
             </w:r>
           </w:p>
         </w:tc>
@@ -3941,6 +3980,7 @@
                 <w:i w:val="0"/>
                 <w:sz w:val="22"/>
               </w:rPr>
+              <w:t>egzamin pisemny z zadaniami problemowymi</w:t>
             </w:r>
           </w:p>
         </w:tc>
@@ -3999,6 +4039,7 @@
                 <w:i w:val="0"/>
                 <w:sz w:val="22"/>
               </w:rPr>
+              <w:t>egzamin pisemny z zadaniami problemowymi</w:t>
             </w:r>
           </w:p>
         </w:tc>
@@ -4161,6 +4202,7 @@
                 <w:i w:val="0"/>
                 <w:sz w:val="22"/>
               </w:rPr>
+              <w:t>egzamin pisemny z zadaniami problemowymi</w:t>
             </w:r>
           </w:p>
         </w:tc>
@@ -4218,6 +4260,7 @@
                 <w:i w:val="0"/>
                 <w:sz w:val="22"/>
               </w:rPr>
+              <w:t>egzamin pisemny z zadaniami problemowymi</w:t>
             </w:r>
           </w:p>
         </w:tc>
@@ -4275,6 +4318,7 @@
                 <w:i w:val="0"/>
                 <w:sz w:val="22"/>
               </w:rPr>
+              <w:t>egzamin pisemny z zadaniami problemowymi</w:t>
             </w:r>
           </w:p>
         </w:tc>
@@ -4380,62 +4424,6 @@
                 <w:sz w:val="16"/>
               </w:rPr>
               <w:t>Wyposażenie specjalistyczne konieczne do realizacji przedmiotu</w:t>
-            </w:r>
-          </w:p>
-        </w:tc>
-      </w:tr>
-      <w:tr>
-        <w:tc>
-          <w:tcPr>
-            <w:tcW w:type="dxa" w:w="3324"/>
-          </w:tcPr>
-          <w:p>
-            <w:pPr>
-              <w:spacing w:before="20" w:after="20"/>
-            </w:pPr>
-            <w:r>
-              <w:rPr>
-                <w:rFonts w:ascii="Aptos" w:hAnsi="Aptos"/>
-                <w:b w:val="0"/>
-                <w:i w:val="0"/>
-                <w:sz w:val="22"/>
-              </w:rPr>
-            </w:r>
-          </w:p>
-        </w:tc>
-        <w:tc>
-          <w:tcPr>
-            <w:tcW w:type="dxa" w:w="3324"/>
-          </w:tcPr>
-          <w:p>
-            <w:pPr>
-              <w:spacing w:before="20" w:after="20"/>
-            </w:pPr>
-            <w:r>
-              <w:rPr>
-                <w:rFonts w:ascii="Aptos" w:hAnsi="Aptos"/>
-                <w:b w:val="0"/>
-                <w:i w:val="0"/>
-                <w:sz w:val="22"/>
-              </w:rPr>
-            </w:r>
-          </w:p>
-        </w:tc>
-        <w:tc>
-          <w:tcPr>
-            <w:tcW w:type="dxa" w:w="3324"/>
-          </w:tcPr>
-          <w:p>
-            <w:pPr>
-              <w:spacing w:before="20" w:after="20"/>
-            </w:pPr>
-            <w:r>
-              <w:rPr>
-                <w:rFonts w:ascii="Aptos" w:hAnsi="Aptos"/>
-                <w:b w:val="0"/>
-                <w:i w:val="0"/>
-                <w:sz w:val="22"/>
-              </w:rPr>
             </w:r>
           </w:p>
         </w:tc>

--- a/public/assets/files/stacjonarne/BYT.docx
+++ b/public/assets/files/stacjonarne/BYT.docx
@@ -144,7 +144,7 @@
                 <w:i w:val="0"/>
                 <w:sz w:val="22"/>
               </w:rPr>
-              <w:t>19.02.2026</w:t>
+              <w:t>08.03.2026</w:t>
             </w:r>
           </w:p>
         </w:tc>
@@ -1679,7 +1679,7 @@
                 <w:i w:val="0"/>
                 <w:sz w:val="22"/>
               </w:rPr>
-              <w:t>• Wstęp do informatyki i architektura komputerów</w:t>
+              <w:t>Użytkowanie komputura i wstęp do systemów operacyjnych</w:t>
             </w:r>
           </w:p>
         </w:tc>
@@ -1698,7 +1698,7 @@
                 <w:i w:val="0"/>
                 <w:sz w:val="22"/>
               </w:rPr>
-              <w:t>• Relacyjne bazy danych</w:t>
+              <w:t>Podstawowa wiedza o organizacji systemu komputerowego i jego architekturze</w:t>
             </w:r>
           </w:p>
         </w:tc>
@@ -1719,7 +1719,7 @@
                 <w:i w:val="0"/>
                 <w:sz w:val="22"/>
               </w:rPr>
-              <w:t>• Projektowanie systemów informacyjnych</w:t>
+              <w:t>Projektowanie systemów informacyjnych</w:t>
             </w:r>
           </w:p>
         </w:tc>
@@ -1738,7 +1738,7 @@
                 <w:i w:val="0"/>
                 <w:sz w:val="22"/>
               </w:rPr>
-              <w:t>• Projekt (stowarzyszony)</w:t>
+              <w:t>Znajomość obiektowości, znajomość zagadnień analizy i projektowania SI</w:t>
             </w:r>
           </w:p>
         </w:tc>
@@ -1759,7 +1759,7 @@
                 <w:i w:val="0"/>
                 <w:sz w:val="22"/>
               </w:rPr>
-              <w:t>• Podstawowa wiedza o organizacji systemu komputerowego i jego architekturze</w:t>
+              <w:t>Warsztat Programisty</w:t>
             </w:r>
           </w:p>
         </w:tc>
@@ -1778,7 +1778,7 @@
                 <w:i w:val="0"/>
                 <w:sz w:val="22"/>
               </w:rPr>
-              <w:t>• Znajomość obiektowości, znajomość zagadnień analizy i projektowania SI</w:t>
+              <w:t>Rozumienie potrzeb systematyzacji procesu wytwarzania oprogramowania</w:t>
             </w:r>
           </w:p>
         </w:tc>
@@ -1799,7 +1799,7 @@
                 <w:i w:val="0"/>
                 <w:sz w:val="22"/>
               </w:rPr>
-              <w:t>• Umiejętność posługiwania się notacją UML</w:t>
+              <w:t>Relacyjne bazy danych</w:t>
             </w:r>
           </w:p>
         </w:tc>
@@ -1818,7 +1818,47 @@
                 <w:i w:val="0"/>
                 <w:sz w:val="22"/>
               </w:rPr>
-              <w:t>• Rozumienie potrzeb systematyzacji procesu wytwarzania oprogramowania</w:t>
+              <w:t>Podstawy języka SQL. Diagram ERD</w:t>
+            </w:r>
+          </w:p>
+        </w:tc>
+      </w:tr>
+      <w:tr>
+        <w:tc>
+          <w:tcPr>
+            <w:tcW w:type="dxa" w:w="4986"/>
+          </w:tcPr>
+          <w:p>
+            <w:pPr>
+              <w:spacing w:before="20" w:after="20"/>
+            </w:pPr>
+            <w:r>
+              <w:rPr>
+                <w:rFonts w:ascii="Aptos" w:hAnsi="Aptos"/>
+                <w:b w:val="0"/>
+                <w:i w:val="0"/>
+                <w:sz w:val="22"/>
+              </w:rPr>
+              <w:t>Projekt (stowarzyszony)</w:t>
+            </w:r>
+          </w:p>
+        </w:tc>
+        <w:tc>
+          <w:tcPr>
+            <w:tcW w:type="dxa" w:w="4986"/>
+          </w:tcPr>
+          <w:p>
+            <w:pPr>
+              <w:spacing w:before="20" w:after="20"/>
+            </w:pPr>
+            <w:r>
+              <w:rPr>
+                <w:rFonts w:ascii="Aptos" w:hAnsi="Aptos"/>
+                <w:b w:val="0"/>
+                <w:i w:val="0"/>
+                <w:sz w:val="22"/>
+              </w:rPr>
+              <w:t>Umiejętność posługiwania się notacją UML</w:t>
             </w:r>
           </w:p>
         </w:tc>
@@ -3215,7 +3255,7 @@
                 <w:rFonts w:ascii="Aptos" w:hAnsi="Aptos"/>
                 <w:sz w:val="22"/>
               </w:rPr>
-              <w:t>3. 3. Piotr Gaczkowski, Adrian Ostrowski, Architektura oprogramowania bez tajemnic, Helion 20224.</w:t>
+              <w:t>3. 3. Piotr Gaczkowski, Adrian Ostrowski, Architektura oprogramowania bez tajemnic, Helion 20224.</w:t>
             </w:r>
           </w:p>
           <w:p>

--- a/public/assets/files/stacjonarne/BYT.docx
+++ b/public/assets/files/stacjonarne/BYT.docx
@@ -3843,66 +3843,6 @@
                 <w:i w:val="0"/>
                 <w:sz w:val="22"/>
               </w:rPr>
-              <w:t>egzamin pisemny z zadaniami problemowymi</w:t>
-            </w:r>
-          </w:p>
-        </w:tc>
-      </w:tr>
-      <w:tr>
-        <w:tc>
-          <w:tcPr>
-            <w:tcW w:type="dxa" w:w="3324"/>
-          </w:tcPr>
-          <w:p>
-            <w:pPr>
-              <w:spacing w:before="20" w:after="20"/>
-            </w:pPr>
-            <w:r>
-              <w:rPr>
-                <w:rFonts w:ascii="Aptos" w:hAnsi="Aptos"/>
-                <w:b w:val="0"/>
-                <w:i w:val="0"/>
-                <w:sz w:val="22"/>
-              </w:rPr>
-              <w:t>K_U16</w:t>
-            </w:r>
-          </w:p>
-        </w:tc>
-        <w:tc>
-          <w:tcPr>
-            <w:tcW w:type="dxa" w:w="3324"/>
-          </w:tcPr>
-          <w:p>
-            <w:pPr>
-              <w:spacing w:before="20" w:after="20"/>
-            </w:pPr>
-            <w:r>
-              <w:rPr>
-                <w:rFonts w:ascii="Aptos" w:hAnsi="Aptos"/>
-                <w:b w:val="0"/>
-                <w:i w:val="0"/>
-                <w:sz w:val="22"/>
-              </w:rPr>
-              <w:t>Student potrafi sformułować zapytania SQL, zaprojektować schemat relacyjnej bazy danych na podstawie modelu ERD oraz zarządzać transakcjami i uprawnieniami w systemie bazodanowym. [K_U18]</w:t>
-            </w:r>
-          </w:p>
-        </w:tc>
-        <w:tc>
-          <w:tcPr>
-            <w:tcW w:type="dxa" w:w="3324"/>
-          </w:tcPr>
-          <w:p>
-            <w:pPr>
-              <w:spacing w:before="20" w:after="20"/>
-            </w:pPr>
-            <w:r>
-              <w:rPr>
-                <w:rFonts w:ascii="Aptos" w:hAnsi="Aptos"/>
-                <w:b w:val="0"/>
-                <w:i w:val="0"/>
-                <w:sz w:val="22"/>
-              </w:rPr>
-              <w:t>egzamin pisemny z zadaniami problemowymi</w:t>
             </w:r>
           </w:p>
         </w:tc>
@@ -3942,7 +3882,7 @@
                 <w:i w:val="0"/>
                 <w:sz w:val="22"/>
               </w:rPr>
-              <w:t>Student potrafi zaplanować i zrealizować projekt programistyczny metodą obiektową z zastosowaniem wzorców projektowych, narzędzi CI/CD oraz systemów kontroli wersji (Git). [K_U19]</w:t>
+              <w:t>Student potrafi sformułować zapytania SQL, zaprojektować schemat relacyjnej bazy danych na podstawie modelu ERD oraz zarządzać transakcjami i uprawnieniami w systemie bazodanowym. [K_U18]</w:t>
             </w:r>
           </w:p>
         </w:tc>
@@ -3961,7 +3901,6 @@
                 <w:i w:val="0"/>
                 <w:sz w:val="22"/>
               </w:rPr>
-              <w:t>egzamin pisemny z zadaniami problemowymi</w:t>
             </w:r>
           </w:p>
         </w:tc>
@@ -4001,7 +3940,7 @@
                 <w:i w:val="0"/>
                 <w:sz w:val="22"/>
               </w:rPr>
-              <w:t>Student potrafi zaplanować i przeprowadzić pełny proces testowania oprogramowania: opracować plan testów, napisać testy automatyczne (JUnit/NUnit/pytest), wykonać testy regresji i zinterpretować wyniki. [K_U22]</w:t>
+              <w:t>Student potrafi zaplanować i zrealizować projekt programistyczny metodą obiektową z zastosowaniem wzorców projektowych, narzędzi CI/CD oraz systemów kontroli wersji (Git). [K_U19]</w:t>
             </w:r>
           </w:p>
         </w:tc>
@@ -4020,7 +3959,6 @@
                 <w:i w:val="0"/>
                 <w:sz w:val="22"/>
               </w:rPr>
-              <w:t>egzamin pisemny z zadaniami problemowymi</w:t>
             </w:r>
           </w:p>
         </w:tc>
@@ -4041,7 +3979,65 @@
                 <w:i w:val="0"/>
                 <w:sz w:val="22"/>
               </w:rPr>
-              <w:t>K_U20</w:t>
+              <w:t>K_U22</w:t>
+            </w:r>
+          </w:p>
+        </w:tc>
+        <w:tc>
+          <w:tcPr>
+            <w:tcW w:type="dxa" w:w="3324"/>
+          </w:tcPr>
+          <w:p>
+            <w:pPr>
+              <w:spacing w:before="20" w:after="20"/>
+            </w:pPr>
+            <w:r>
+              <w:rPr>
+                <w:rFonts w:ascii="Aptos" w:hAnsi="Aptos"/>
+                <w:b w:val="0"/>
+                <w:i w:val="0"/>
+                <w:sz w:val="22"/>
+              </w:rPr>
+              <w:t>Student potrafi zaplanować i przeprowadzić pełny proces testowania oprogramowania: opracować plan testów, napisać testy automatyczne (JUnit/NUnit/pytest), wykonać testy regresji i zinterpretować wyniki. [K_U22]</w:t>
+            </w:r>
+          </w:p>
+        </w:tc>
+        <w:tc>
+          <w:tcPr>
+            <w:tcW w:type="dxa" w:w="3324"/>
+          </w:tcPr>
+          <w:p>
+            <w:pPr>
+              <w:spacing w:before="20" w:after="20"/>
+            </w:pPr>
+            <w:r>
+              <w:rPr>
+                <w:rFonts w:ascii="Aptos" w:hAnsi="Aptos"/>
+                <w:b w:val="0"/>
+                <w:i w:val="0"/>
+                <w:sz w:val="22"/>
+              </w:rPr>
+            </w:r>
+          </w:p>
+        </w:tc>
+      </w:tr>
+      <w:tr>
+        <w:tc>
+          <w:tcPr>
+            <w:tcW w:type="dxa" w:w="3324"/>
+          </w:tcPr>
+          <w:p>
+            <w:pPr>
+              <w:spacing w:before="20" w:after="20"/>
+            </w:pPr>
+            <w:r>
+              <w:rPr>
+                <w:rFonts w:ascii="Aptos" w:hAnsi="Aptos"/>
+                <w:b w:val="0"/>
+                <w:i w:val="0"/>
+                <w:sz w:val="22"/>
+              </w:rPr>
+              <w:t>K_U21</w:t>
             </w:r>
           </w:p>
         </w:tc>
@@ -4079,7 +4075,6 @@
                 <w:i w:val="0"/>
                 <w:sz w:val="22"/>
               </w:rPr>
-              <w:t>egzamin pisemny z zadaniami problemowymi</w:t>
             </w:r>
           </w:p>
         </w:tc>
@@ -4205,6 +4200,7 @@
                 <w:i w:val="0"/>
                 <w:sz w:val="22"/>
               </w:rPr>
+              <w:t>K_K04</w:t>
             </w:r>
           </w:p>
         </w:tc>
@@ -4242,7 +4238,6 @@
                 <w:i w:val="0"/>
                 <w:sz w:val="22"/>
               </w:rPr>
-              <w:t>egzamin pisemny z zadaniami problemowymi</w:t>
             </w:r>
           </w:p>
         </w:tc>
@@ -4263,6 +4258,7 @@
                 <w:i w:val="0"/>
                 <w:sz w:val="22"/>
               </w:rPr>
+              <w:t>K_K03</w:t>
             </w:r>
           </w:p>
         </w:tc>
@@ -4300,7 +4296,6 @@
                 <w:i w:val="0"/>
                 <w:sz w:val="22"/>
               </w:rPr>
-              <w:t>egzamin pisemny z zadaniami problemowymi</w:t>
             </w:r>
           </w:p>
         </w:tc>
@@ -4321,6 +4316,7 @@
                 <w:i w:val="0"/>
                 <w:sz w:val="22"/>
               </w:rPr>
+              <w:t>K_K06</w:t>
             </w:r>
           </w:p>
         </w:tc>
@@ -4358,7 +4354,6 @@
                 <w:i w:val="0"/>
                 <w:sz w:val="22"/>
               </w:rPr>
-              <w:t>egzamin pisemny z zadaniami problemowymi</w:t>
             </w:r>
           </w:p>
         </w:tc>

--- a/public/assets/files/stacjonarne/BYT.docx
+++ b/public/assets/files/stacjonarne/BYT.docx
@@ -1978,14 +1978,13 @@
       </w:tblPr>
       <w:tblGrid>
         <w:gridCol w:w="680"/>
-        <w:gridCol w:w="4536"/>
-        <w:gridCol w:w="4252"/>
+        <w:gridCol w:w="8788"/>
       </w:tblGrid>
       <w:tr>
         <w:tc>
           <w:tcPr>
             <w:tcW w:type="dxa" w:w="9468"/>
-            <w:gridSpan w:val="3"/>
+            <w:gridSpan w:val="2"/>
             <w:shd w:val="clear" w:color="auto" w:fill="D9D9D9"/>
           </w:tcPr>
           <w:p>
@@ -2027,7 +2026,7 @@
         </w:tc>
         <w:tc>
           <w:tcPr>
-            <w:tcW w:type="dxa" w:w="4536"/>
+            <w:tcW w:type="dxa" w:w="8788"/>
             <w:shd w:val="clear" w:color="auto" w:fill="D9D9D9"/>
           </w:tcPr>
           <w:p>
@@ -2041,27 +2040,7 @@
                 <w:i w:val="0"/>
                 <w:sz w:val="16"/>
               </w:rPr>
-              <w:t>Wykład</w:t>
-            </w:r>
-          </w:p>
-        </w:tc>
-        <w:tc>
-          <w:tcPr>
-            <w:tcW w:type="dxa" w:w="4252"/>
-            <w:shd w:val="clear" w:color="auto" w:fill="D9D9D9"/>
-          </w:tcPr>
-          <w:p>
-            <w:pPr>
-              <w:spacing w:before="20" w:after="20"/>
-            </w:pPr>
-            <w:r>
-              <w:rPr>
-                <w:rFonts w:ascii="Aptos" w:hAnsi="Aptos"/>
-                <w:b/>
-                <w:i w:val="0"/>
-                <w:sz w:val="16"/>
-              </w:rPr>
-              <w:t>Ćwiczenia / Laboratorium / Pracownia</w:t>
+              <w:t>Treści programowe</w:t>
             </w:r>
           </w:p>
         </w:tc>
@@ -2088,7 +2067,7 @@
         </w:tc>
         <w:tc>
           <w:tcPr>
-            <w:tcW w:type="dxa" w:w="4536"/>
+            <w:tcW w:type="dxa" w:w="8788"/>
           </w:tcPr>
           <w:p>
             <w:pPr>
@@ -2102,24 +2081,6 @@
                 <w:sz w:val="22"/>
               </w:rPr>
               <w:t>Wykład:</w:t>
-            </w:r>
-          </w:p>
-        </w:tc>
-        <w:tc>
-          <w:tcPr>
-            <w:tcW w:type="dxa" w:w="4252"/>
-          </w:tcPr>
-          <w:p>
-            <w:pPr>
-              <w:spacing w:before="20" w:after="20"/>
-            </w:pPr>
-            <w:r>
-              <w:rPr>
-                <w:rFonts w:ascii="Aptos" w:hAnsi="Aptos"/>
-                <w:b w:val="0"/>
-                <w:i w:val="0"/>
-                <w:sz w:val="22"/>
-              </w:rPr>
             </w:r>
           </w:p>
         </w:tc>
@@ -2146,7 +2107,7 @@
         </w:tc>
         <w:tc>
           <w:tcPr>
-            <w:tcW w:type="dxa" w:w="4536"/>
+            <w:tcW w:type="dxa" w:w="8788"/>
           </w:tcPr>
           <w:p>
             <w:pPr>
@@ -2160,24 +2121,6 @@
                 <w:sz w:val="22"/>
               </w:rPr>
               <w:t>Przedmiot i zagadnienia inżynierii oprogramowania. Podstawowe motywacje, społeczny kontekst przedsięwzięcia. Modelowanie pojęciowe. Pojęcie metodyki. Modele cyklu życia oprogramowania</w:t>
-            </w:r>
-          </w:p>
-        </w:tc>
-        <w:tc>
-          <w:tcPr>
-            <w:tcW w:type="dxa" w:w="4252"/>
-          </w:tcPr>
-          <w:p>
-            <w:pPr>
-              <w:spacing w:before="20" w:after="20"/>
-            </w:pPr>
-            <w:r>
-              <w:rPr>
-                <w:rFonts w:ascii="Aptos" w:hAnsi="Aptos"/>
-                <w:b w:val="0"/>
-                <w:i w:val="0"/>
-                <w:sz w:val="22"/>
-              </w:rPr>
             </w:r>
           </w:p>
         </w:tc>
@@ -2204,7 +2147,7 @@
         </w:tc>
         <w:tc>
           <w:tcPr>
-            <w:tcW w:type="dxa" w:w="4536"/>
+            <w:tcW w:type="dxa" w:w="8788"/>
           </w:tcPr>
           <w:p>
             <w:pPr>
@@ -2218,24 +2161,6 @@
                 <w:sz w:val="22"/>
               </w:rPr>
               <w:t>Przebieg i ocena fazy strategicznej. Planowanie projektu. Projekt informatyczny; podstawowe charakterystyki, pojęcia, udziałowcy projektu; cykl życia i zakres projektu. Planowanie zadań. Identyfikacja problemu; Wzbogacony wizerunek (Rich Picture). Decyzje strategiczne i wizja rozwiązania.</w:t>
-            </w:r>
-          </w:p>
-        </w:tc>
-        <w:tc>
-          <w:tcPr>
-            <w:tcW w:type="dxa" w:w="4252"/>
-          </w:tcPr>
-          <w:p>
-            <w:pPr>
-              <w:spacing w:before="20" w:after="20"/>
-            </w:pPr>
-            <w:r>
-              <w:rPr>
-                <w:rFonts w:ascii="Aptos" w:hAnsi="Aptos"/>
-                <w:b w:val="0"/>
-                <w:i w:val="0"/>
-                <w:sz w:val="22"/>
-              </w:rPr>
             </w:r>
           </w:p>
         </w:tc>
@@ -2262,7 +2187,7 @@
         </w:tc>
         <w:tc>
           <w:tcPr>
-            <w:tcW w:type="dxa" w:w="4536"/>
+            <w:tcW w:type="dxa" w:w="8788"/>
           </w:tcPr>
           <w:p>
             <w:pPr>
@@ -2276,24 +2201,6 @@
                 <w:sz w:val="22"/>
               </w:rPr>
               <w:t>Studium Wykonalności projektu informatycznego. Cele, płaszczyzny oceny –techniczna, ekonomiczna, organizacyjna i prawna; ryzyko przedsięwzięcia. Przykłady studiów wykonalności</w:t>
-            </w:r>
-          </w:p>
-        </w:tc>
-        <w:tc>
-          <w:tcPr>
-            <w:tcW w:type="dxa" w:w="4252"/>
-          </w:tcPr>
-          <w:p>
-            <w:pPr>
-              <w:spacing w:before="20" w:after="20"/>
-            </w:pPr>
-            <w:r>
-              <w:rPr>
-                <w:rFonts w:ascii="Aptos" w:hAnsi="Aptos"/>
-                <w:b w:val="0"/>
-                <w:i w:val="0"/>
-                <w:sz w:val="22"/>
-              </w:rPr>
             </w:r>
           </w:p>
         </w:tc>
@@ -2320,7 +2227,7 @@
         </w:tc>
         <w:tc>
           <w:tcPr>
-            <w:tcW w:type="dxa" w:w="4536"/>
+            <w:tcW w:type="dxa" w:w="8788"/>
           </w:tcPr>
           <w:p>
             <w:pPr>
@@ -2334,24 +2241,6 @@
                 <w:sz w:val="22"/>
               </w:rPr>
               <w:t>Analiza wymagań i proces inżynierii wymagań. Wymagania stawiane oprogramowaniu. Cechy dobrego wymagania. Metody pozyskiwania wymagań, user stories. Podział i klasyfikacja wymagań. Miary i formalne techniki  specyfikowania wymagań.</w:t>
-            </w:r>
-          </w:p>
-        </w:tc>
-        <w:tc>
-          <w:tcPr>
-            <w:tcW w:type="dxa" w:w="4252"/>
-          </w:tcPr>
-          <w:p>
-            <w:pPr>
-              <w:spacing w:before="20" w:after="20"/>
-            </w:pPr>
-            <w:r>
-              <w:rPr>
-                <w:rFonts w:ascii="Aptos" w:hAnsi="Aptos"/>
-                <w:b w:val="0"/>
-                <w:i w:val="0"/>
-                <w:sz w:val="22"/>
-              </w:rPr>
             </w:r>
           </w:p>
         </w:tc>
@@ -2378,7 +2267,7 @@
         </w:tc>
         <w:tc>
           <w:tcPr>
-            <w:tcW w:type="dxa" w:w="4536"/>
+            <w:tcW w:type="dxa" w:w="8788"/>
           </w:tcPr>
           <w:p>
             <w:pPr>
@@ -2392,24 +2281,6 @@
                 <w:sz w:val="22"/>
               </w:rPr>
               <w:t>Strategie i procesy prowadzenia projektów informatycznych; tradycyjne (model kaskadowy, model V, prototypowanie, przyrostowy, spiralny) i nowoczesne cykle wytwarzania oprogramowania (reuse i komponentowość), MDA, ponowna inżynieria, RUP.</w:t>
-            </w:r>
-          </w:p>
-        </w:tc>
-        <w:tc>
-          <w:tcPr>
-            <w:tcW w:type="dxa" w:w="4252"/>
-          </w:tcPr>
-          <w:p>
-            <w:pPr>
-              <w:spacing w:before="20" w:after="20"/>
-            </w:pPr>
-            <w:r>
-              <w:rPr>
-                <w:rFonts w:ascii="Aptos" w:hAnsi="Aptos"/>
-                <w:b w:val="0"/>
-                <w:i w:val="0"/>
-                <w:sz w:val="22"/>
-              </w:rPr>
             </w:r>
           </w:p>
         </w:tc>
@@ -2436,7 +2307,7 @@
         </w:tc>
         <w:tc>
           <w:tcPr>
-            <w:tcW w:type="dxa" w:w="4536"/>
+            <w:tcW w:type="dxa" w:w="8788"/>
           </w:tcPr>
           <w:p>
             <w:pPr>
@@ -2450,24 +2321,6 @@
                 <w:sz w:val="22"/>
               </w:rPr>
               <w:t>Zwinne metodyki wytwarzania oprogramowania. Programowanie ekstremalne. SCRUM: procesy, artefakty, role. Dobór strategii prowadzenia projektu.</w:t>
-            </w:r>
-          </w:p>
-        </w:tc>
-        <w:tc>
-          <w:tcPr>
-            <w:tcW w:type="dxa" w:w="4252"/>
-          </w:tcPr>
-          <w:p>
-            <w:pPr>
-              <w:spacing w:before="20" w:after="20"/>
-            </w:pPr>
-            <w:r>
-              <w:rPr>
-                <w:rFonts w:ascii="Aptos" w:hAnsi="Aptos"/>
-                <w:b w:val="0"/>
-                <w:i w:val="0"/>
-                <w:sz w:val="22"/>
-              </w:rPr>
             </w:r>
           </w:p>
         </w:tc>
@@ -2494,7 +2347,7 @@
         </w:tc>
         <w:tc>
           <w:tcPr>
-            <w:tcW w:type="dxa" w:w="4536"/>
+            <w:tcW w:type="dxa" w:w="8788"/>
           </w:tcPr>
           <w:p>
             <w:pPr>
@@ -2508,24 +2361,6 @@
                 <w:sz w:val="22"/>
               </w:rPr>
               <w:t>Analiza i projektowanie architektury systemów; role, procesy, techniki i produkty w podejściu obiektowym oraz agile. Wzorce analizy i projektowania; Klasyfikacja i przykłady wzorców.</w:t>
-            </w:r>
-          </w:p>
-        </w:tc>
-        <w:tc>
-          <w:tcPr>
-            <w:tcW w:type="dxa" w:w="4252"/>
-          </w:tcPr>
-          <w:p>
-            <w:pPr>
-              <w:spacing w:before="20" w:after="20"/>
-            </w:pPr>
-            <w:r>
-              <w:rPr>
-                <w:rFonts w:ascii="Aptos" w:hAnsi="Aptos"/>
-                <w:b w:val="0"/>
-                <w:i w:val="0"/>
-                <w:sz w:val="22"/>
-              </w:rPr>
             </w:r>
           </w:p>
         </w:tc>
@@ -2552,7 +2387,7 @@
         </w:tc>
         <w:tc>
           <w:tcPr>
-            <w:tcW w:type="dxa" w:w="4536"/>
+            <w:tcW w:type="dxa" w:w="8788"/>
           </w:tcPr>
           <w:p>
             <w:pPr>
@@ -2566,24 +2401,6 @@
                 <w:sz w:val="22"/>
               </w:rPr>
               <w:t>Optymalizacja projektu dla specyfiki produktu. Projektowanie systemów rozproszonych, krytycznych, czasu rzeczywistego i wielokrotnego użytku.</w:t>
-            </w:r>
-          </w:p>
-        </w:tc>
-        <w:tc>
-          <w:tcPr>
-            <w:tcW w:type="dxa" w:w="4252"/>
-          </w:tcPr>
-          <w:p>
-            <w:pPr>
-              <w:spacing w:before="20" w:after="20"/>
-            </w:pPr>
-            <w:r>
-              <w:rPr>
-                <w:rFonts w:ascii="Aptos" w:hAnsi="Aptos"/>
-                <w:b w:val="0"/>
-                <w:i w:val="0"/>
-                <w:sz w:val="22"/>
-              </w:rPr>
             </w:r>
           </w:p>
         </w:tc>
@@ -2610,7 +2427,7 @@
         </w:tc>
         <w:tc>
           <w:tcPr>
-            <w:tcW w:type="dxa" w:w="4536"/>
+            <w:tcW w:type="dxa" w:w="8788"/>
           </w:tcPr>
           <w:p>
             <w:pPr>
@@ -2624,24 +2441,6 @@
                 <w:sz w:val="22"/>
               </w:rPr>
               <w:t>Zarządzanie przedsięwzięciem informatycznym. Infrastruktura - dokumentacja procesu wytwarzania i produktu programistycznego, komunikacja, struktury organizacyjne. Raportowanie. Obszary zarządzania. zarządzanie zespołem. Harmonogramowanie.</w:t>
-            </w:r>
-          </w:p>
-        </w:tc>
-        <w:tc>
-          <w:tcPr>
-            <w:tcW w:type="dxa" w:w="4252"/>
-          </w:tcPr>
-          <w:p>
-            <w:pPr>
-              <w:spacing w:before="20" w:after="20"/>
-            </w:pPr>
-            <w:r>
-              <w:rPr>
-                <w:rFonts w:ascii="Aptos" w:hAnsi="Aptos"/>
-                <w:b w:val="0"/>
-                <w:i w:val="0"/>
-                <w:sz w:val="22"/>
-              </w:rPr>
             </w:r>
           </w:p>
         </w:tc>
@@ -2668,7 +2467,7 @@
         </w:tc>
         <w:tc>
           <w:tcPr>
-            <w:tcW w:type="dxa" w:w="4536"/>
+            <w:tcW w:type="dxa" w:w="8788"/>
           </w:tcPr>
           <w:p>
             <w:pPr>
@@ -2682,24 +2481,6 @@
                 <w:sz w:val="22"/>
               </w:rPr>
               <w:t>Implementacja, integracja i wersjonowanie oprogramowania.; środowiska narzędziowe oraz technologie. Zarządzanie konfiguracją oprogramowania.</w:t>
-            </w:r>
-          </w:p>
-        </w:tc>
-        <w:tc>
-          <w:tcPr>
-            <w:tcW w:type="dxa" w:w="4252"/>
-          </w:tcPr>
-          <w:p>
-            <w:pPr>
-              <w:spacing w:before="20" w:after="20"/>
-            </w:pPr>
-            <w:r>
-              <w:rPr>
-                <w:rFonts w:ascii="Aptos" w:hAnsi="Aptos"/>
-                <w:b w:val="0"/>
-                <w:i w:val="0"/>
-                <w:sz w:val="22"/>
-              </w:rPr>
             </w:r>
           </w:p>
         </w:tc>
@@ -2726,7 +2507,7 @@
         </w:tc>
         <w:tc>
           <w:tcPr>
-            <w:tcW w:type="dxa" w:w="4536"/>
+            <w:tcW w:type="dxa" w:w="8788"/>
           </w:tcPr>
           <w:p>
             <w:pPr>
@@ -2740,24 +2521,6 @@
                 <w:sz w:val="22"/>
               </w:rPr>
               <w:t>Pojęcie jakości oprogramowania i dróg jej osiągania. Standardy jakości i dobre praktyki jakości. Zapewnianie jakości oprogramowania. Modele i miary jakości oprogramowania. Wprowadzenie do zarządzania jakością. Inspekcja kodu i analiza bezpieczeństwa. Metody szacowania nakładów. Model COCOMO II.</w:t>
-            </w:r>
-          </w:p>
-        </w:tc>
-        <w:tc>
-          <w:tcPr>
-            <w:tcW w:type="dxa" w:w="4252"/>
-          </w:tcPr>
-          <w:p>
-            <w:pPr>
-              <w:spacing w:before="20" w:after="20"/>
-            </w:pPr>
-            <w:r>
-              <w:rPr>
-                <w:rFonts w:ascii="Aptos" w:hAnsi="Aptos"/>
-                <w:b w:val="0"/>
-                <w:i w:val="0"/>
-                <w:sz w:val="22"/>
-              </w:rPr>
             </w:r>
           </w:p>
         </w:tc>
@@ -2784,7 +2547,7 @@
         </w:tc>
         <w:tc>
           <w:tcPr>
-            <w:tcW w:type="dxa" w:w="4536"/>
+            <w:tcW w:type="dxa" w:w="8788"/>
           </w:tcPr>
           <w:p>
             <w:pPr>
@@ -2798,24 +2561,6 @@
                 <w:sz w:val="22"/>
               </w:rPr>
               <w:t>Testowanie i walidacja oprogramowania. Rodzaje testów testy jednostkowe, integracyjne, systemowe; walidacja i testy akceptacyjne. Typowe fazy i metody testowania. Testy statyczne, funkcjonalne i strukturalne. Czynniki sukcesu i rezultaty testowania. Dokumentowanie testów. Przeglądy oprogramowania.</w:t>
-            </w:r>
-          </w:p>
-        </w:tc>
-        <w:tc>
-          <w:tcPr>
-            <w:tcW w:type="dxa" w:w="4252"/>
-          </w:tcPr>
-          <w:p>
-            <w:pPr>
-              <w:spacing w:before="20" w:after="20"/>
-            </w:pPr>
-            <w:r>
-              <w:rPr>
-                <w:rFonts w:ascii="Aptos" w:hAnsi="Aptos"/>
-                <w:b w:val="0"/>
-                <w:i w:val="0"/>
-                <w:sz w:val="22"/>
-              </w:rPr>
             </w:r>
           </w:p>
         </w:tc>
@@ -2842,7 +2587,7 @@
         </w:tc>
         <w:tc>
           <w:tcPr>
-            <w:tcW w:type="dxa" w:w="4536"/>
+            <w:tcW w:type="dxa" w:w="8788"/>
           </w:tcPr>
           <w:p>
             <w:pPr>
@@ -2856,24 +2601,6 @@
                 <w:sz w:val="22"/>
               </w:rPr>
               <w:t>Instalacja i wdrożenie oprogramowania. Pielęgnacja oprogramowania. Analiza potrzeby wprowadzania modyfikacji. Koszty konserwacji oprogramowania. Kluczowe czynniki sukcesu fazy utrzymania.</w:t>
-            </w:r>
-          </w:p>
-        </w:tc>
-        <w:tc>
-          <w:tcPr>
-            <w:tcW w:type="dxa" w:w="4252"/>
-          </w:tcPr>
-          <w:p>
-            <w:pPr>
-              <w:spacing w:before="20" w:after="20"/>
-            </w:pPr>
-            <w:r>
-              <w:rPr>
-                <w:rFonts w:ascii="Aptos" w:hAnsi="Aptos"/>
-                <w:b w:val="0"/>
-                <w:i w:val="0"/>
-                <w:sz w:val="22"/>
-              </w:rPr>
             </w:r>
           </w:p>
         </w:tc>
@@ -2900,7 +2627,7 @@
         </w:tc>
         <w:tc>
           <w:tcPr>
-            <w:tcW w:type="dxa" w:w="4536"/>
+            <w:tcW w:type="dxa" w:w="8788"/>
           </w:tcPr>
           <w:p>
             <w:pPr>
@@ -2914,24 +2641,6 @@
                 <w:sz w:val="22"/>
               </w:rPr>
               <w:t>Outsourcing w inżynierii oprogramowania.</w:t>
-            </w:r>
-          </w:p>
-        </w:tc>
-        <w:tc>
-          <w:tcPr>
-            <w:tcW w:type="dxa" w:w="4252"/>
-          </w:tcPr>
-          <w:p>
-            <w:pPr>
-              <w:spacing w:before="20" w:after="20"/>
-            </w:pPr>
-            <w:r>
-              <w:rPr>
-                <w:rFonts w:ascii="Aptos" w:hAnsi="Aptos"/>
-                <w:b w:val="0"/>
-                <w:i w:val="0"/>
-                <w:sz w:val="22"/>
-              </w:rPr>
             </w:r>
           </w:p>
         </w:tc>
@@ -2958,7 +2667,7 @@
         </w:tc>
         <w:tc>
           <w:tcPr>
-            <w:tcW w:type="dxa" w:w="4536"/>
+            <w:tcW w:type="dxa" w:w="8788"/>
           </w:tcPr>
           <w:p>
             <w:pPr>
@@ -2972,24 +2681,6 @@
                 <w:sz w:val="22"/>
               </w:rPr>
               <w:t>Informatyczne wsparcie procesów biznesowych. Oprogramowanie klasy CRM, ERP. Architektura systemów ERP. Przykłady dostawców systemów CRM i ERP.</w:t>
-            </w:r>
-          </w:p>
-        </w:tc>
-        <w:tc>
-          <w:tcPr>
-            <w:tcW w:type="dxa" w:w="4252"/>
-          </w:tcPr>
-          <w:p>
-            <w:pPr>
-              <w:spacing w:before="20" w:after="20"/>
-            </w:pPr>
-            <w:r>
-              <w:rPr>
-                <w:rFonts w:ascii="Aptos" w:hAnsi="Aptos"/>
-                <w:b w:val="0"/>
-                <w:i w:val="0"/>
-                <w:sz w:val="22"/>
-              </w:rPr>
             </w:r>
           </w:p>
         </w:tc>
